--- a/media/generated/docx/AFPL/2026-27/1000.docx
+++ b/media/generated/docx/AFPL/2026-27/1000.docx
@@ -25,8 +25,6 @@
         </w:rPr>
         <w:t xml:space="preserve">TEST CERTIFICATE </w:t>
       </w:r>
-      <w:bookmarkStart w:id="0" w:name="_GoBack"/>
-      <w:bookmarkEnd w:id="0"/>
     </w:p>
     <w:p>
       <w:pPr>
@@ -157,6 +155,8 @@
         </w:rPr>
         <w:t xml:space="preserve">Faizan Qureshi</w:t>
       </w:r>
+      <w:bookmarkStart w:id="0" w:name="_GoBack"/>
+      <w:bookmarkEnd w:id="0"/>
     </w:p>
     <w:p>
       <w:pPr>
@@ -211,7 +211,7 @@
         <w:t xml:space="preserve">                                              </w:t>
       </w:r>
       <w:r>
-        <w:t xml:space="preserve">      </w:t>
+        <w:t xml:space="preserve">         </w:t>
       </w:r>
       <w:r>
         <w:rPr>
@@ -295,6 +295,12 @@
           <w:lang w:val="en-GB"/>
         </w:rPr>
         <w:t xml:space="preserve">                       </w:t>
+      </w:r>
+      <w:r>
+        <w:rPr>
+          <w:lang w:val="en-GB"/>
+        </w:rPr>
+        <w:t xml:space="preserve">         </w:t>
       </w:r>
       <w:r>
         <w:rPr>
@@ -3235,7 +3241,7 @@
 </file>
 
 <file path=customXml/itemProps1.xml><?xml version="1.0" encoding="utf-8"?>
-<ds:datastoreItem xmlns:ds="http://schemas.openxmlformats.org/officeDocument/2006/customXml" ds:itemID="{A6E6A1A1-BAA1-471E-87CD-B7D33BEB8560}">
+<ds:datastoreItem xmlns:ds="http://schemas.openxmlformats.org/officeDocument/2006/customXml" ds:itemID="{9FE990EB-1AA3-4ADF-A15D-17FE5B5CE712}">
   <ds:schemaRefs>
     <ds:schemaRef ds:uri="http://schemas.openxmlformats.org/officeDocument/2006/bibliography"/>
   </ds:schemaRefs>
